--- a/zht/docx/004.content.docx
+++ b/zht/docx/004.content.docx
@@ -19,7 +19,7 @@
         <w:rPr>
           <w:lang w:val="zh_TW" w:bidi="zh_TW"/>
         </w:rPr>
-        <w:t>Resource: Tyndale Open Study Notes</w:t>
+        <w:t>Resource: Aquifer Open Study Notes (Profiles)</w:t>
       </w:r>
       <w:r>
         <w:rPr>
@@ -112,7 +112,7 @@
         <w:rPr>
           <w:lang w:val="zh_TW" w:bidi="zh_TW"/>
         </w:rPr>
-        <w:t>Tyndale Open Study Notes</w:t>
+        <w:t>Aquifer Open Study Notes (Profiles)</w:t>
       </w:r>
     </w:p>
     <w:p>

--- a/zht/docx/004.content.docx
+++ b/zht/docx/004.content.docx
@@ -247,18 +247,12 @@
         </w:rPr>
         <w:t>保羅首次遇見百基拉和亞居拉是在哥林多。他們剛從羅馬來到這座城，因為羅馬皇帝克勞第‧凱撒在公元49年下令驅逐所有猶太人。保羅與他們相識，並發現他們與自己一樣是製造帳篷的工匠（或皮革工匠），於是在公元50至52年保羅在哥林多的頭一年半內，他與他們同住並一起工作（</w:t>
       </w:r>
-      <w:hyperlink r:id="rId13">
-        <w:r>
-          <w:rPr>
-            <w:lang w:val="zh_TW" w:bidi="zh_TW"/>
-          </w:rPr>
-          <w:rPr>
-            <w:color w:val="0000EE"/>
-            <w:u w:val="single"/>
-          </w:rPr>
-          <w:t>徒18:1–3</w:t>
-        </w:r>
-      </w:hyperlink>
+      <w:r>
+        <w:rPr>
+          <w:lang w:val="zh_TW" w:bidi="zh_TW"/>
+        </w:rPr>
+        <w:t>徒18:1–3</w:t>
+      </w:r>
       <w:r>
         <w:rPr>
           <w:lang w:val="zh_TW" w:bidi="zh_TW"/>
@@ -279,36 +273,24 @@
         </w:rPr>
         <w:t>當保羅離開哥林多時，他帶著百基拉和亞居拉同行，並將他們留在以弗所（</w:t>
       </w:r>
-      <w:hyperlink r:id="rId14">
-        <w:r>
-          <w:rPr>
-            <w:lang w:val="zh_TW" w:bidi="zh_TW"/>
-          </w:rPr>
-          <w:rPr>
-            <w:color w:val="0000EE"/>
-            <w:u w:val="single"/>
-          </w:rPr>
-          <w:t>徒18:18–19</w:t>
-        </w:r>
-      </w:hyperlink>
+      <w:r>
+        <w:rPr>
+          <w:lang w:val="zh_TW" w:bidi="zh_TW"/>
+        </w:rPr>
+        <w:t>徒18:18–19</w:t>
+      </w:r>
       <w:r>
         <w:rPr>
           <w:lang w:val="zh_TW" w:bidi="zh_TW"/>
         </w:rPr>
         <w:t>），而自己則繼續前往耶路撒冷和安提阿。後來，亞波羅來到以弗所，在會堂裡熱心傳講耶穌的事蹟。百基拉和亞居拉將他帶到一旁，更詳細向他解釋耶穌的真理。在他們的幫助下，亞波羅成為了一位有能力的教師，積極傳揚耶穌的福音，並為基督信仰辯護（</w:t>
       </w:r>
-      <w:hyperlink r:id="rId15">
-        <w:r>
-          <w:rPr>
-            <w:lang w:val="zh_TW" w:bidi="zh_TW"/>
-          </w:rPr>
-          <w:rPr>
-            <w:color w:val="0000EE"/>
-            <w:u w:val="single"/>
-          </w:rPr>
-          <w:t>徒18:24–28</w:t>
-        </w:r>
-      </w:hyperlink>
+      <w:r>
+        <w:rPr>
+          <w:lang w:val="zh_TW" w:bidi="zh_TW"/>
+        </w:rPr>
+        <w:t>徒18:24–28</w:t>
+      </w:r>
       <w:r>
         <w:rPr>
           <w:lang w:val="zh_TW" w:bidi="zh_TW"/>
@@ -329,54 +311,36 @@
         </w:rPr>
         <w:t>後來，保羅提到百基拉和亞居拉的家，是以弗所基督徒聚會的場所。他在給哥林多教會的書信中，也送上他們的問候（</w:t>
       </w:r>
-      <w:hyperlink r:id="rId16">
-        <w:r>
-          <w:rPr>
-            <w:lang w:val="zh_TW" w:bidi="zh_TW"/>
-          </w:rPr>
-          <w:rPr>
-            <w:color w:val="0000EE"/>
-            <w:u w:val="single"/>
-          </w:rPr>
-          <w:t>林前16:19</w:t>
-        </w:r>
-      </w:hyperlink>
+      <w:r>
+        <w:rPr>
+          <w:lang w:val="zh_TW" w:bidi="zh_TW"/>
+        </w:rPr>
+        <w:t>林前16:19</w:t>
+      </w:r>
       <w:r>
         <w:rPr>
           <w:lang w:val="zh_TW" w:bidi="zh_TW"/>
         </w:rPr>
         <w:t>；另見</w:t>
       </w:r>
-      <w:hyperlink r:id="rId17">
-        <w:r>
-          <w:rPr>
-            <w:lang w:val="zh_TW" w:bidi="zh_TW"/>
-          </w:rPr>
-          <w:rPr>
-            <w:color w:val="0000EE"/>
-            <w:u w:val="single"/>
-          </w:rPr>
-          <w:t>提後4:19</w:t>
-        </w:r>
-      </w:hyperlink>
+      <w:r>
+        <w:rPr>
+          <w:lang w:val="zh_TW" w:bidi="zh_TW"/>
+        </w:rPr>
+        <w:t>提後4:19</w:t>
+      </w:r>
       <w:r>
         <w:rPr>
           <w:lang w:val="zh_TW" w:bidi="zh_TW"/>
         </w:rPr>
         <w:t>）。他們似乎後來返回羅馬，可能是在克勞第的法令放寬之後。當保羅寫信給羅馬教會時，首先向他們問安（</w:t>
       </w:r>
-      <w:hyperlink r:id="rId18">
-        <w:r>
-          <w:rPr>
-            <w:lang w:val="zh_TW" w:bidi="zh_TW"/>
-          </w:rPr>
-          <w:rPr>
-            <w:color w:val="0000EE"/>
-            <w:u w:val="single"/>
-          </w:rPr>
-          <w:t>羅16:3–5</w:t>
-        </w:r>
-      </w:hyperlink>
+      <w:r>
+        <w:rPr>
+          <w:lang w:val="zh_TW" w:bidi="zh_TW"/>
+        </w:rPr>
+        <w:t>羅16:3–5</w:t>
+      </w:r>
       <w:r>
         <w:rPr>
           <w:lang w:val="zh_TW" w:bidi="zh_TW"/>
@@ -420,108 +384,72 @@
           <w:lang w:val="zh_TW" w:bidi="zh_TW"/>
         </w:rPr>
       </w:r>
-      <w:hyperlink r:id="rId13">
-        <w:r>
-          <w:rPr>
-            <w:lang w:val="zh_TW" w:bidi="zh_TW"/>
-          </w:rPr>
-          <w:rPr>
-            <w:color w:val="0000EE"/>
-            <w:u w:val="single"/>
-          </w:rPr>
-          <w:t>徒18:1–3</w:t>
-        </w:r>
-      </w:hyperlink>
+      <w:r>
+        <w:rPr>
+          <w:lang w:val="zh_TW" w:bidi="zh_TW"/>
+        </w:rPr>
+        <w:t>徒18:1–3</w:t>
+      </w:r>
       <w:r>
         <w:rPr>
           <w:lang w:val="zh_TW" w:bidi="zh_TW"/>
         </w:rPr>
         <w:t>，</w:t>
       </w:r>
-      <w:hyperlink r:id="rId14">
-        <w:r>
-          <w:rPr>
-            <w:lang w:val="zh_TW" w:bidi="zh_TW"/>
-          </w:rPr>
-          <w:rPr>
-            <w:color w:val="0000EE"/>
-            <w:u w:val="single"/>
-          </w:rPr>
-          <w:t>18–19</w:t>
-        </w:r>
-      </w:hyperlink>
+      <w:r>
+        <w:rPr>
+          <w:lang w:val="zh_TW" w:bidi="zh_TW"/>
+        </w:rPr>
+        <w:t>18–19</w:t>
+      </w:r>
       <w:r>
         <w:rPr>
           <w:lang w:val="zh_TW" w:bidi="zh_TW"/>
         </w:rPr>
         <w:t>，</w:t>
       </w:r>
-      <w:hyperlink r:id="rId15">
-        <w:r>
-          <w:rPr>
-            <w:lang w:val="zh_TW" w:bidi="zh_TW"/>
-          </w:rPr>
-          <w:rPr>
-            <w:color w:val="0000EE"/>
-            <w:u w:val="single"/>
-          </w:rPr>
-          <w:t>24–28</w:t>
-        </w:r>
-      </w:hyperlink>
+      <w:r>
+        <w:rPr>
+          <w:lang w:val="zh_TW" w:bidi="zh_TW"/>
+        </w:rPr>
+        <w:t>24–28</w:t>
+      </w:r>
       <w:r>
         <w:rPr>
           <w:lang w:val="zh_TW" w:bidi="zh_TW"/>
         </w:rPr>
         <w:t>；</w:t>
       </w:r>
-      <w:hyperlink r:id="rId18">
-        <w:r>
-          <w:rPr>
-            <w:lang w:val="zh_TW" w:bidi="zh_TW"/>
-          </w:rPr>
-          <w:rPr>
-            <w:color w:val="0000EE"/>
-            <w:u w:val="single"/>
-          </w:rPr>
-          <w:t>羅16:3–5</w:t>
-        </w:r>
-      </w:hyperlink>
+      <w:r>
+        <w:rPr>
+          <w:lang w:val="zh_TW" w:bidi="zh_TW"/>
+        </w:rPr>
+        <w:t>羅16:3–5</w:t>
+      </w:r>
       <w:r>
         <w:rPr>
           <w:lang w:val="zh_TW" w:bidi="zh_TW"/>
         </w:rPr>
         <w:t>；</w:t>
       </w:r>
-      <w:hyperlink r:id="rId16">
-        <w:r>
-          <w:rPr>
-            <w:lang w:val="zh_TW" w:bidi="zh_TW"/>
-          </w:rPr>
-          <w:rPr>
-            <w:color w:val="0000EE"/>
-            <w:u w:val="single"/>
-          </w:rPr>
-          <w:t>林前16:19</w:t>
-        </w:r>
-      </w:hyperlink>
+      <w:r>
+        <w:rPr>
+          <w:lang w:val="zh_TW" w:bidi="zh_TW"/>
+        </w:rPr>
+        <w:t>林前16:19</w:t>
+      </w:r>
       <w:r>
         <w:rPr>
           <w:lang w:val="zh_TW" w:bidi="zh_TW"/>
         </w:rPr>
         <w:t>；</w:t>
       </w:r>
-      <w:hyperlink r:id="rId17">
-        <w:r>
-          <w:rPr>
-            <w:lang w:val="zh_TW" w:bidi="zh_TW"/>
-          </w:rPr>
-          <w:rPr>
-            <w:color w:val="0000EE"/>
-            <w:u w:val="single"/>
-          </w:rPr>
-          <w:t>提後4:19</w:t>
-        </w:r>
-      </w:hyperlink>
+      <w:r>
+        <w:rPr>
+          <w:lang w:val="zh_TW" w:bidi="zh_TW"/>
+        </w:rPr>
+        <w:t>提後4:19</w:t>
+      </w:r>
       <w:r>
         <w:rPr>
           <w:lang w:val="zh_TW" w:bidi="zh_TW"/>
